--- a/docs/PART_1_DOCUMENT.docx
+++ b/docs/PART_1_DOCUMENT.docx
@@ -179,27 +179,7 @@
                   <w:sz w:val="28"/>
                   <w:szCs w:val="28"/>
                 </w:rPr>
-                <w:t xml:space="preserve">Gift </w:t>
-              </w:r>
-              <w:proofErr w:type="spellStart"/>
-              <w:r>
-                <w:rPr>
-                  <w:rFonts w:asciiTheme="majorBidi" w:hAnsiTheme="majorBidi" w:cstheme="majorBidi"/>
-                  <w:color w:val="5B9BD5" w:themeColor="accent1"/>
-                  <w:sz w:val="28"/>
-                  <w:szCs w:val="28"/>
-                </w:rPr>
-                <w:t>Sape</w:t>
-              </w:r>
-              <w:proofErr w:type="spellEnd"/>
-              <w:r>
-                <w:rPr>
-                  <w:rFonts w:asciiTheme="majorBidi" w:hAnsiTheme="majorBidi" w:cstheme="majorBidi"/>
-                  <w:color w:val="5B9BD5" w:themeColor="accent1"/>
-                  <w:sz w:val="28"/>
-                  <w:szCs w:val="28"/>
-                </w:rPr>
-                <w:t xml:space="preserve"> ST10476487</w:t>
+                <w:t>Gift Sape ST10476487</w:t>
               </w:r>
             </w:p>
           </w:sdtContent>
@@ -5097,12 +5077,14 @@
     </w:p>
     <w:p>
       <w:pPr>
+        <w:jc w:val="center"/>
         <w:rPr>
           <w:rStyle w:val="IntenseReference"/>
           <w:sz w:val="28"/>
           <w:szCs w:val="28"/>
         </w:rPr>
       </w:pPr>
+      <w:bookmarkStart w:id="0" w:name="_GoBack"/>
       <w:r>
         <w:rPr>
           <w:rStyle w:val="IntenseReference"/>
@@ -5133,6 +5115,7 @@
             <w:shd w:val="clear" w:color="auto" w:fill="5B9BD5" w:themeFill="accent1"/>
             <w:hideMark/>
           </w:tcPr>
+          <w:bookmarkEnd w:id="0"/>
           <w:p>
             <w:pPr>
               <w:spacing w:after="160" w:line="259" w:lineRule="auto"/>
@@ -18943,8 +18926,6 @@
           <w:szCs w:val="18"/>
         </w:rPr>
       </w:pPr>
-      <w:bookmarkStart w:id="0" w:name="_GoBack"/>
-      <w:bookmarkEnd w:id="0"/>
     </w:p>
     <w:p>
       <w:pPr>
@@ -19442,7 +19423,21 @@
           <w:sz w:val="24"/>
           <w:szCs w:val="24"/>
         </w:rPr>
-        <w:t xml:space="preserve"> with all six tables, their constraints, and enough sample data to exercise every relationship in the ERD — a participant enrolled in more than one event, an organizer running more than one event, and results captured against completed enrolments. This is the database Part 2’s API will connect to.</w:t>
+        <w:t xml:space="preserve"> with all six tables, their constraints, and enough sample data to exercis</w:t>
+      </w:r>
+      <w:r>
+        <w:rPr>
+          <w:sz w:val="24"/>
+          <w:szCs w:val="24"/>
+        </w:rPr>
+        <w:t>e every relationship in the ERD,</w:t>
+      </w:r>
+      <w:r>
+        <w:rPr>
+          <w:sz w:val="24"/>
+          <w:szCs w:val="24"/>
+        </w:rPr>
+        <w:t xml:space="preserve"> a participant enrolled in more than one event, an organizer running more than one event, and results captured against completed enrolments. This is the database Part 2’s API will connect to.</w:t>
       </w:r>
     </w:p>
     <w:p>
@@ -20186,6 +20181,7 @@
     <w:rsid w:val="00331803"/>
     <w:rsid w:val="00391FA5"/>
     <w:rsid w:val="0045194D"/>
+    <w:rsid w:val="00DE0237"/>
     <w:rsid w:val="00F406FB"/>
   </w:rsids>
   <m:mathPr>
@@ -20914,7 +20910,7 @@
 </file>
 
 <file path=customXml/itemProps1.xml><?xml version="1.0" encoding="utf-8"?>
-<ds:datastoreItem xmlns:ds="http://schemas.openxmlformats.org/officeDocument/2006/customXml" ds:itemID="{2A9B3F3B-0AE9-4BB0-9FD1-13276C51DFD3}">
+<ds:datastoreItem xmlns:ds="http://schemas.openxmlformats.org/officeDocument/2006/customXml" ds:itemID="{9FAC1A6A-2189-45C7-9DC8-7399F0D2BF95}">
   <ds:schemaRefs>
     <ds:schemaRef ds:uri="http://schemas.openxmlformats.org/officeDocument/2006/bibliography"/>
   </ds:schemaRefs>

--- a/docs/PART_1_DOCUMENT.docx
+++ b/docs/PART_1_DOCUMENT.docx
@@ -989,12 +989,14 @@
               </w:rPr>
               <w:t>organizer</w:t>
             </w:r>
-            <w:r>
-              <w:rPr>
-                <w:sz w:val="24"/>
-                <w:szCs w:val="24"/>
-              </w:rPr>
-              <w:t xml:space="preserve">s can create many events; each event has exactly one owning </w:t>
+            <w:bookmarkStart w:id="0" w:name="_GoBack"/>
+            <w:bookmarkEnd w:id="0"/>
+            <w:r>
+              <w:rPr>
+                <w:sz w:val="24"/>
+                <w:szCs w:val="24"/>
+              </w:rPr>
+              <w:t xml:space="preserve"> can create many events; each event has exactly one owning </w:t>
             </w:r>
             <w:r>
               <w:rPr>
@@ -1680,15 +1682,13 @@
         </w:rPr>
         <w:t xml:space="preserve">This is a documentation choice only; the system is still one unified API. In Part 2 the controllers will be </w:t>
       </w:r>
-      <w:proofErr w:type="spellStart"/>
       <w:r>
         <w:rPr>
           <w:sz w:val="24"/>
           <w:szCs w:val="24"/>
         </w:rPr>
-        <w:t>organised</w:t>
-      </w:r>
-      <w:proofErr w:type="spellEnd"/>
+        <w:t>organized</w:t>
+      </w:r>
       <w:r>
         <w:rPr>
           <w:sz w:val="24"/>
@@ -5084,7 +5084,6 @@
           <w:szCs w:val="28"/>
         </w:rPr>
       </w:pPr>
-      <w:bookmarkStart w:id="0" w:name="_GoBack"/>
       <w:r>
         <w:rPr>
           <w:rStyle w:val="IntenseReference"/>
@@ -5115,7 +5114,6 @@
             <w:shd w:val="clear" w:color="auto" w:fill="5B9BD5" w:themeFill="accent1"/>
             <w:hideMark/>
           </w:tcPr>
-          <w:bookmarkEnd w:id="0"/>
           <w:p>
             <w:pPr>
               <w:spacing w:after="160" w:line="259" w:lineRule="auto"/>
@@ -6341,15 +6339,13 @@
         </w:rPr>
         <w:t xml:space="preserve"> schema and seeds it with sample data, matching the six entities in Section A exactly, same tables, same attributes, same foreign keys. It opens by creating the database only if it doesn’t already exist, then drops and recreates every table in dependency order, so it can be re-run safely in SSMS without </w:t>
       </w:r>
-      <w:proofErr w:type="spellStart"/>
       <w:r>
         <w:rPr>
           <w:sz w:val="24"/>
           <w:szCs w:val="24"/>
         </w:rPr>
-        <w:t>erroring</w:t>
-      </w:r>
-      <w:proofErr w:type="spellEnd"/>
+        <w:t>giving an error</w:t>
+      </w:r>
       <w:r>
         <w:rPr>
           <w:sz w:val="24"/>
@@ -20182,6 +20178,7 @@
     <w:rsid w:val="00391FA5"/>
     <w:rsid w:val="0045194D"/>
     <w:rsid w:val="00DE0237"/>
+    <w:rsid w:val="00E1403D"/>
     <w:rsid w:val="00F406FB"/>
   </w:rsids>
   <m:mathPr>
@@ -20910,7 +20907,7 @@
 </file>
 
 <file path=customXml/itemProps1.xml><?xml version="1.0" encoding="utf-8"?>
-<ds:datastoreItem xmlns:ds="http://schemas.openxmlformats.org/officeDocument/2006/customXml" ds:itemID="{9FAC1A6A-2189-45C7-9DC8-7399F0D2BF95}">
+<ds:datastoreItem xmlns:ds="http://schemas.openxmlformats.org/officeDocument/2006/customXml" ds:itemID="{3837950F-63DD-4BED-ACAF-3F27C0593F6D}">
   <ds:schemaRefs>
     <ds:schemaRef ds:uri="http://schemas.openxmlformats.org/officeDocument/2006/bibliography"/>
   </ds:schemaRefs>

--- a/docs/PART_1_DOCUMENT.docx
+++ b/docs/PART_1_DOCUMENT.docx
@@ -989,8 +989,6 @@
               </w:rPr>
               <w:t>organizer</w:t>
             </w:r>
-            <w:bookmarkStart w:id="0" w:name="_GoBack"/>
-            <w:bookmarkEnd w:id="0"/>
             <w:r>
               <w:rPr>
                 <w:sz w:val="24"/>
@@ -1808,11 +1806,11 @@
         <w:tblLook w:val="04A0" w:firstRow="1" w:lastRow="0" w:firstColumn="1" w:lastColumn="0" w:noHBand="0" w:noVBand="1"/>
       </w:tblPr>
       <w:tblGrid>
-        <w:gridCol w:w="1094"/>
+        <w:gridCol w:w="1095"/>
         <w:gridCol w:w="3545"/>
-        <w:gridCol w:w="2156"/>
+        <w:gridCol w:w="2150"/>
         <w:gridCol w:w="1228"/>
-        <w:gridCol w:w="2043"/>
+        <w:gridCol w:w="2048"/>
         <w:gridCol w:w="2884"/>
       </w:tblGrid>
       <w:tr>
@@ -2620,7 +2618,7 @@
                 <w:sz w:val="24"/>
                 <w:szCs w:val="24"/>
               </w:rPr>
-              <w:t>s; 404 Not Found</w:t>
+              <w:t>; 404 Not Found</w:t>
             </w:r>
           </w:p>
         </w:tc>
@@ -2898,7 +2896,7 @@
                 <w:sz w:val="24"/>
                 <w:szCs w:val="24"/>
               </w:rPr>
-              <w:t>s.</w:t>
+              <w:t>.</w:t>
             </w:r>
           </w:p>
         </w:tc>
@@ -3070,7 +3068,7 @@
                 <w:sz w:val="24"/>
                 <w:szCs w:val="24"/>
               </w:rPr>
-              <w:t>s.</w:t>
+              <w:t>.</w:t>
             </w:r>
           </w:p>
         </w:tc>
@@ -3236,7 +3234,7 @@
                 <w:sz w:val="24"/>
                 <w:szCs w:val="24"/>
               </w:rPr>
-              <w:t>s.</w:t>
+              <w:t>.</w:t>
             </w:r>
           </w:p>
         </w:tc>
@@ -3416,7 +3414,7 @@
                 <w:sz w:val="24"/>
                 <w:szCs w:val="24"/>
               </w:rPr>
-              <w:t>s.</w:t>
+              <w:t>.</w:t>
             </w:r>
           </w:p>
         </w:tc>
@@ -3657,12 +3655,14 @@
               </w:rPr>
               <w:t>organizer</w:t>
             </w:r>
-            <w:r>
-              <w:rPr>
-                <w:sz w:val="24"/>
-                <w:szCs w:val="24"/>
-              </w:rPr>
-              <w:t>s; 404 Not Found; 409 Conflict – result already captured</w:t>
+            <w:bookmarkStart w:id="0" w:name="_GoBack"/>
+            <w:bookmarkEnd w:id="0"/>
+            <w:r>
+              <w:rPr>
+                <w:sz w:val="24"/>
+                <w:szCs w:val="24"/>
+              </w:rPr>
+              <w:t>; 404 Not Found; 409 Conflict – result already captured</w:t>
             </w:r>
           </w:p>
         </w:tc>
@@ -20177,6 +20177,7 @@
     <w:rsid w:val="00331803"/>
     <w:rsid w:val="00391FA5"/>
     <w:rsid w:val="0045194D"/>
+    <w:rsid w:val="00B336BA"/>
     <w:rsid w:val="00DE0237"/>
     <w:rsid w:val="00E1403D"/>
     <w:rsid w:val="00F406FB"/>
@@ -20907,7 +20908,7 @@
 </file>
 
 <file path=customXml/itemProps1.xml><?xml version="1.0" encoding="utf-8"?>
-<ds:datastoreItem xmlns:ds="http://schemas.openxmlformats.org/officeDocument/2006/customXml" ds:itemID="{3837950F-63DD-4BED-ACAF-3F27C0593F6D}">
+<ds:datastoreItem xmlns:ds="http://schemas.openxmlformats.org/officeDocument/2006/customXml" ds:itemID="{93BE0123-B9A3-4F15-8833-C7569C456380}">
   <ds:schemaRefs>
     <ds:schemaRef ds:uri="http://schemas.openxmlformats.org/officeDocument/2006/bibliography"/>
   </ds:schemaRefs>

--- a/docs/PART_1_DOCUMENT.docx
+++ b/docs/PART_1_DOCUMENT.docx
@@ -3655,8 +3655,6 @@
               </w:rPr>
               <w:t>organizer</w:t>
             </w:r>
-            <w:bookmarkStart w:id="0" w:name="_GoBack"/>
-            <w:bookmarkEnd w:id="0"/>
             <w:r>
               <w:rPr>
                 <w:sz w:val="24"/>
@@ -19446,6 +19444,98 @@
           <w:szCs w:val="24"/>
         </w:rPr>
       </w:pPr>
+    </w:p>
+    <w:p>
+      <w:pPr>
+        <w:rPr>
+          <w:rStyle w:val="Strong"/>
+          <w:sz w:val="28"/>
+          <w:szCs w:val="28"/>
+        </w:rPr>
+      </w:pPr>
+      <w:r>
+        <w:rPr>
+          <w:rStyle w:val="Strong"/>
+          <w:sz w:val="28"/>
+          <w:szCs w:val="28"/>
+        </w:rPr>
+        <w:t>Conclusion</w:t>
+      </w:r>
+    </w:p>
+    <w:p>
+      <w:pPr>
+        <w:rPr>
+          <w:sz w:val="24"/>
+          <w:szCs w:val="24"/>
+        </w:rPr>
+      </w:pPr>
+      <w:r>
+        <w:rPr>
+          <w:sz w:val="24"/>
+          <w:szCs w:val="24"/>
+        </w:rPr>
+        <w:t xml:space="preserve">Sections A, B, and C were built to match each other exactly, not independently. Every table in the SQL script corresponds to an entity in the ERD, and every endpoint in Section B routes through the same structures both of them define. The one decision that shaped every part of this plan </w:t>
+      </w:r>
+      <w:r>
+        <w:rPr>
+          <w:sz w:val="24"/>
+          <w:szCs w:val="24"/>
+        </w:rPr>
+        <w:t xml:space="preserve">was </w:t>
+      </w:r>
+      <w:r>
+        <w:rPr>
+          <w:sz w:val="24"/>
+          <w:szCs w:val="24"/>
+        </w:rPr>
+        <w:t>splitting Organisers and Par</w:t>
+      </w:r>
+      <w:r>
+        <w:rPr>
+          <w:sz w:val="24"/>
+          <w:szCs w:val="24"/>
+        </w:rPr>
+        <w:t>ticipants into separate tables,</w:t>
+      </w:r>
+      <w:r>
+        <w:rPr>
+          <w:sz w:val="24"/>
+          <w:szCs w:val="24"/>
+        </w:rPr>
+        <w:t xml:space="preserve"> shows up consistently across all three: the two tables in Sections A and C, and the split registration endpoints alongside the unified login and profile endpoints in Section B.</w:t>
+      </w:r>
+    </w:p>
+    <w:p>
+      <w:pPr>
+        <w:rPr>
+          <w:sz w:val="24"/>
+          <w:szCs w:val="24"/>
+        </w:rPr>
+      </w:pPr>
+      <w:r>
+        <w:rPr>
+          <w:sz w:val="24"/>
+          <w:szCs w:val="24"/>
+        </w:rPr>
+        <w:t xml:space="preserve">With the planning </w:t>
+      </w:r>
+      <w:r>
+        <w:rPr>
+          <w:sz w:val="24"/>
+          <w:szCs w:val="24"/>
+          <w:lang w:val="en-GB"/>
+        </w:rPr>
+        <w:t>complete</w:t>
+      </w:r>
+      <w:r>
+        <w:rPr>
+          <w:sz w:val="24"/>
+          <w:szCs w:val="24"/>
+        </w:rPr>
+        <w:t xml:space="preserve"> and verified against the functional requirements, Part 2 builds the actual RESTful API against this exact plan, connects it to the database created here, and adds the unit tests and CI/CD pipeline that confirm the implementation stays true to what’s designed in this document.</w:t>
+      </w:r>
+      <w:bookmarkStart w:id="0" w:name="_GoBack"/>
+      <w:bookmarkEnd w:id="0"/>
     </w:p>
     <w:p>
       <w:pPr>
@@ -19867,7 +19957,6 @@
   <w:style w:type="character" w:default="1" w:styleId="DefaultParagraphFont">
     <w:name w:val="Default Paragraph Font"/>
     <w:uiPriority w:val="1"/>
-    <w:semiHidden/>
     <w:unhideWhenUsed/>
   </w:style>
   <w:style w:type="table" w:default="1" w:styleId="TableNormal">
@@ -20177,6 +20266,7 @@
     <w:rsid w:val="00331803"/>
     <w:rsid w:val="00391FA5"/>
     <w:rsid w:val="0045194D"/>
+    <w:rsid w:val="0058215F"/>
     <w:rsid w:val="00B336BA"/>
     <w:rsid w:val="00DE0237"/>
     <w:rsid w:val="00E1403D"/>
@@ -20908,7 +20998,7 @@
 </file>
 
 <file path=customXml/itemProps1.xml><?xml version="1.0" encoding="utf-8"?>
-<ds:datastoreItem xmlns:ds="http://schemas.openxmlformats.org/officeDocument/2006/customXml" ds:itemID="{93BE0123-B9A3-4F15-8833-C7569C456380}">
+<ds:datastoreItem xmlns:ds="http://schemas.openxmlformats.org/officeDocument/2006/customXml" ds:itemID="{1EE1D7A7-D8E2-4EBA-B220-2719310DC212}">
   <ds:schemaRefs>
     <ds:schemaRef ds:uri="http://schemas.openxmlformats.org/officeDocument/2006/bibliography"/>
   </ds:schemaRefs>
